--- a/docs/research/PRANTE_research_google_docs_clean.docx
+++ b/docs/research/PRANTE_research_google_docs_clean.docx
@@ -962,7 +962,7 @@
         <w:pStyle w:val="ListBullet"/>
       </w:pPr>
       <w:r>
-        <w:t>Relevant: терминологическая一致ность — ключевой критерий качества письменного перевода.</w:t>
+        <w:t>Relevant: единообразие терминологии — ключевой критерий качества письменного перевода.</w:t>
       </w:r>
     </w:p>
     <w:p>
